--- a/素材/策划案/爽感向塔防游戏策划案（最终定制版）.docx
+++ b/素材/策划案/爽感向塔防游戏策划案（最终定制版）.docx
@@ -9,6 +9,7 @@
         <w:jc w:val="left"/>
         <w:outlineLvl w:val="1"/>
       </w:pPr>
+      <w:bookmarkStart w:id="47" w:name="_GoBack"/>
       <w:bookmarkStart w:id="0" w:name="heading_1"/>
       <w:r>
         <w:rPr>
@@ -2686,6 +2687,10 @@
         <w:spacing w:before="120" w:after="120" w:line="288" w:lineRule="auto"/>
         <w:ind w:left="0"/>
         <w:jc w:val="left"/>
+        <w:rPr>
+          <w:rFonts w:ascii="Arial" w:hAnsi="Arial" w:eastAsia="等线" w:cs="Arial"/>
+          <w:sz w:val="22"/>
+        </w:rPr>
       </w:pPr>
       <w:r>
         <w:rPr>
@@ -2753,6 +2758,47 @@
     </w:p>
     <w:p>
       <w:pPr>
+        <w:spacing w:before="120" w:after="120" w:line="288" w:lineRule="auto"/>
+        <w:ind w:left="0"/>
+        <w:jc w:val="left"/>
+        <w:rPr>
+          <w:rFonts w:ascii="Arial" w:hAnsi="Arial" w:eastAsia="等线" w:cs="Arial"/>
+          <w:sz w:val="22"/>
+        </w:rPr>
+      </w:pPr>
+    </w:p>
+    <w:p>
+      <w:pPr>
+        <w:keepNext w:val="0"/>
+        <w:keepLines w:val="0"/>
+        <w:widowControl/>
+        <w:suppressLineNumbers w:val="0"/>
+        <w:jc w:val="left"/>
+      </w:pPr>
+      <w:r>
+        <w:rPr>
+          <w:rFonts w:ascii="宋体" w:hAnsi="宋体" w:eastAsia="宋体" w:cs="宋体"/>
+          <w:kern w:val="0"/>
+          <w:sz w:val="24"/>
+          <w:szCs w:val="24"/>
+          <w:lang w:val="en-US" w:eastAsia="zh-CN" w:bidi="ar"/>
+        </w:rPr>
+        <w:t>「局內隨機視覺包裝：升級與寶箱UI全面採用『卡通老虎機』表現形式。伴隨高頻機械轉動音效與霓虹燈光反饋，定格時給予玩家強烈的隨機反饋。設計『JACKPOT三連同圖』超低概率事件，觸發時給予局內技能直升3級的逆天爽感，作為核心傳播與玩家興奮點。」</w:t>
+      </w:r>
+    </w:p>
+    <w:p>
+      <w:pPr>
+        <w:spacing w:before="120" w:after="120" w:line="288" w:lineRule="auto"/>
+        <w:ind w:left="0"/>
+        <w:jc w:val="left"/>
+        <w:rPr>
+          <w:rFonts w:ascii="Arial" w:hAnsi="Arial" w:eastAsia="等线" w:cs="Arial"/>
+          <w:sz w:val="22"/>
+        </w:rPr>
+      </w:pPr>
+    </w:p>
+    <w:p>
+      <w:pPr>
         <w:spacing w:before="320" w:after="120" w:line="288" w:lineRule="auto"/>
         <w:ind w:left="0"/>
         <w:jc w:val="left"/>
@@ -3115,10 +3161,8 @@
         <w:t>本次重写完整保留你最初的全部创意：主塔产兵、双炮塔升级、英雄随机技能、守护主塔。核心改动优化士兵逻辑：士兵优先防守主塔，主塔升级解锁随从名额，部分士兵追随英雄作战。完美兼顾《王国保卫战》塔防防守的厚重感，以及《吸血鬼幸存者》英雄带兵割草的解压爽感，前后期玩法差异化明显、成长曲线顺滑、开发难度低、落地性极强，非常适合独立小游戏制作。</w:t>
       </w:r>
     </w:p>
-    <w:p>
-      <w:bookmarkStart w:id="47" w:name="_GoBack"/>
-      <w:bookmarkEnd w:id="47"/>
-    </w:p>
+    <w:p/>
+    <w:bookmarkEnd w:id="47"/>
     <w:sectPr>
       <w:headerReference r:id="rId3" w:type="default"/>
       <w:footerReference r:id="rId4" w:type="default"/>
@@ -3355,7 +3399,7 @@
   <w:docDefaults>
     <w:rPrDefault>
       <w:rPr>
-        <w:rFonts w:asciiTheme="minorHAnsi" w:hAnsiTheme="minorHAnsi" w:eastAsiaTheme="minorEastAsia" w:cstheme="minorBidi"/>
+        <w:rFonts w:ascii="Times New Roman" w:hAnsi="Times New Roman" w:eastAsia="宋体" w:cs="Times New Roman"/>
       </w:rPr>
     </w:rPrDefault>
     <w:pPrDefault/>
